--- a/Recursos/Plantilla.docx
+++ b/Recursos/Plantilla.docx
@@ -1,6 +1,6 @@
 
 <file path=word/document.xml><?xml version="1.0" encoding="utf-8"?>
-<w:document xmlns:wpc="http://schemas.microsoft.com/office/word/2010/wordprocessingCanvas" xmlns:cx="http://schemas.microsoft.com/office/drawing/2014/chartex" xmlns:cx1="http://schemas.microsoft.com/office/drawing/2015/9/8/chartex" xmlns:cx2="http://schemas.microsoft.com/office/drawing/2015/10/21/chartex" xmlns:cx3="http://schemas.microsoft.com/office/drawing/2016/5/9/chartex" xmlns:cx4="http://schemas.microsoft.com/office/drawing/2016/5/10/chartex" xmlns:cx5="http://schemas.microsoft.com/office/drawing/2016/5/11/chartex" xmlns:cx6="http://schemas.microsoft.com/office/drawing/2016/5/12/chartex" xmlns:cx7="http://schemas.microsoft.com/office/drawing/2016/5/13/chartex" xmlns:cx8="http://schemas.microsoft.com/office/drawing/2016/5/14/chartex" xmlns:mc="http://schemas.openxmlformats.org/markup-compatibility/2006" xmlns:aink="http://schemas.microsoft.com/office/drawing/2016/ink" xmlns:am3d="http://schemas.microsoft.com/office/drawing/2017/model3d" xmlns:o="urn:schemas-microsoft-com:office:office" xmlns:oel="http://schemas.microsoft.com/office/2019/extlst" xmlns:r="http://schemas.openxmlformats.org/officeDocument/2006/relationships" xmlns:m="http://schemas.openxmlformats.org/officeDocument/2006/math" xmlns:v="urn:schemas-microsoft-com:vml" xmlns:wp14="http://schemas.microsoft.com/office/word/2010/wordprocessingDrawing" xmlns:wp="http://schemas.openxmlformats.org/drawingml/2006/wordprocessingDrawing" xmlns:w10="urn:schemas-microsoft-com:office:word" xmlns:w="http://schemas.openxmlformats.org/wordprocessingml/2006/main" xmlns:w14="http://schemas.microsoft.com/office/word/2010/wordml" xmlns:w15="http://schemas.microsoft.com/office/word/2012/wordml" xmlns:w16cex="http://schemas.microsoft.com/office/word/2018/wordml/cex" xmlns:w16cid="http://schemas.microsoft.com/office/word/2016/wordml/cid" xmlns:w16="http://schemas.microsoft.com/office/word/2018/wordml" xmlns:w16du="http://schemas.microsoft.com/office/word/2023/wordml/word16du" xmlns:w16sdtdh="http://schemas.microsoft.com/office/word/2020/wordml/sdtdatahash" xmlns:w16sdtfl="http://schemas.microsoft.com/office/word/2024/wordml/sdtformatlock" xmlns:w16se="http://schemas.microsoft.com/office/word/2015/wordml/symex" xmlns:wpg="http://schemas.microsoft.com/office/word/2010/wordprocessingGroup" xmlns:wpi="http://schemas.microsoft.com/office/word/2010/wordprocessingInk" xmlns:wne="http://schemas.microsoft.com/office/word/2006/wordml" xmlns:wps="http://schemas.microsoft.com/office/word/2010/wordprocessingShape" mc:Ignorable="w14 w15 w16se w16cid w16 w16cex w16sdtdh w16sdtfl w16du wp14">
+<w:document xmlns:wpc="http://schemas.microsoft.com/office/word/2010/wordprocessingCanvas" xmlns:cx="http://schemas.microsoft.com/office/drawing/2014/chartex" xmlns:cx1="http://schemas.microsoft.com/office/drawing/2015/9/8/chartex" xmlns:cx2="http://schemas.microsoft.com/office/drawing/2015/10/21/chartex" xmlns:cx3="http://schemas.microsoft.com/office/drawing/2016/5/9/chartex" xmlns:cx4="http://schemas.microsoft.com/office/drawing/2016/5/10/chartex" xmlns:cx5="http://schemas.microsoft.com/office/drawing/2016/5/11/chartex" xmlns:cx6="http://schemas.microsoft.com/office/drawing/2016/5/12/chartex" xmlns:cx7="http://schemas.microsoft.com/office/drawing/2016/5/13/chartex" xmlns:cx8="http://schemas.microsoft.com/office/drawing/2016/5/14/chartex" xmlns:mc="http://schemas.openxmlformats.org/markup-compatibility/2006" xmlns:aink="http://schemas.microsoft.com/office/drawing/2016/ink" xmlns:am3d="http://schemas.microsoft.com/office/drawing/2017/model3d" xmlns:o="urn:schemas-microsoft-com:office:office" xmlns:oel="http://schemas.microsoft.com/office/2019/extlst" xmlns:r="http://schemas.openxmlformats.org/officeDocument/2006/relationships" xmlns:m="http://schemas.openxmlformats.org/officeDocument/2006/math" xmlns:v="urn:schemas-microsoft-com:vml" xmlns:wp14="http://schemas.microsoft.com/office/word/2010/wordprocessingDrawing" xmlns:wp="http://schemas.openxmlformats.org/drawingml/2006/wordprocessingDrawing" xmlns:w10="urn:schemas-microsoft-com:office:word" xmlns:w="http://schemas.openxmlformats.org/wordprocessingml/2006/main" xmlns:w14="http://schemas.microsoft.com/office/word/2010/wordml" xmlns:w15="http://schemas.microsoft.com/office/word/2012/wordml" xmlns:w16cex="http://schemas.microsoft.com/office/word/2018/wordml/cex" xmlns:w16cid="http://schemas.microsoft.com/office/word/2016/wordml/cid" xmlns:w16="http://schemas.microsoft.com/office/word/2018/wordml" xmlns:w16du="http://schemas.microsoft.com/office/word/2023/wordml/word16du" xmlns:w16sdtdh="http://schemas.microsoft.com/office/word/2020/wordml/sdtdatahash" xmlns:w16sdtfl="http://schemas.microsoft.com/office/word/2024/wordml/sdtformatlock" xmlns:w16se="http://schemas.microsoft.com/office/word/2015/wordml/symex" xmlns:wpg="http://schemas.microsoft.com/office/word/2010/wordprocessingGroup" xmlns:wpi="http://schemas.microsoft.com/office/word/2010/wordprocessingInk" xmlns:wne="http://schemas.microsoft.com/office/word/2006/wordml" xmlns:wps="http://schemas.microsoft.com/office/word/2010/wordprocessingShape" xmlns:a="http://schemas.openxmlformats.org/drawingml/2006/main" mc:Ignorable="w14 w15 w16se w16cid w16 w16cex w16sdtdh w16sdtfl w16du wp14">
   <w:body>
     <w:p>
       <w:pPr>
@@ -1472,12 +1472,12 @@
         <w:tblW w:w="0" w:type="auto"/>
         <w:tblInd w:w="13" w:type="dxa"/>
         <w:tblBorders>
-          <w:top w:val="single" w:sz="4" w:space="0" w:color="000000"/>
-          <w:left w:val="single" w:sz="4" w:space="0" w:color="000000"/>
-          <w:bottom w:val="single" w:sz="4" w:space="0" w:color="000000"/>
-          <w:right w:val="single" w:sz="4" w:space="0" w:color="000000"/>
-          <w:insideH w:val="single" w:sz="4" w:space="0" w:color="000000"/>
-          <w:insideV w:val="single" w:sz="4" w:space="0" w:color="000000"/>
+          <w:top w:val="single" w:color="000000" w:sz="4" w:space="0"/>
+          <w:left w:val="single" w:color="000000" w:sz="4" w:space="0"/>
+          <w:bottom w:val="single" w:color="000000" w:sz="4" w:space="0"/>
+          <w:right w:val="single" w:color="000000" w:sz="4" w:space="0"/>
+          <w:insideH w:val="single" w:color="000000" w:sz="4" w:space="0"/>
+          <w:insideV w:val="single" w:color="000000" w:sz="4" w:space="0"/>
         </w:tblBorders>
         <w:tblLayout w:type="fixed"/>
         <w:tblCellMar>
@@ -3052,7 +3052,7 @@
         <w:pStyle w:val="BodyText"/>
         <w:sectPr>
           <w:type w:val="continuous"/>
-          <w:pgSz w:w="11910" w:h="16840"/>
+          <w:pgSz w:w="11910" w:h="16840" w:orient="portrait"/>
           <w:pgMar w:top="1620" w:right="1275" w:bottom="280" w:left="1417" w:header="720" w:footer="720" w:gutter="0"/>
           <w:cols w:space="720"/>
         </w:sectPr>
@@ -3338,8 +3338,8 @@
           </mc:Choice>
           <mc:Fallback>
             <w:pict>
-              <v:group w14:anchorId="33EBA063" id="Group 1" o:spid="_x0000_s1026" style="width:453.45pt;height:.5pt;mso-position-horizontal-relative:char;mso-position-vertical-relative:line" coordsize="57588,63" o:gfxdata="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">
-                <v:shape id="Graphic 2" o:spid="_x0000_s1027" style="position:absolute;top:31;width:57588;height:13;visibility:visible;mso-wrap-style:square;v-text-anchor:top" coordsize="5758815,1270" o:gfxdata="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" path="m,l5758815,em,l5758815,e" filled="f" strokeweight=".5pt">
+              <v:group id="Group 1" style="width:453.45pt;height:.5pt;mso-position-horizontal-relative:char;mso-position-vertical-relative:line" coordsize="57588,63" o:spid="_x0000_s1026" w14:anchorId="33EBA063" o:gfxdata="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">
+                <v:shape id="Graphic 2" style="position:absolute;top:31;width:57588;height:13;visibility:visible;mso-wrap-style:square;v-text-anchor:top" coordsize="5758815,1270" o:spid="_x0000_s1027" filled="f" strokeweight=".5pt" path="m,l5758815,em,l5758815,e" o:gfxdata="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">
                   <v:path arrowok="t"/>
                 </v:shape>
                 <w10:anchorlock/>
@@ -3482,8 +3482,8 @@
           </mc:Choice>
           <mc:Fallback>
             <w:pict>
-              <v:group w14:anchorId="25EDA8A8" id="Group 3" o:spid="_x0000_s1026" style="width:453.45pt;height:.5pt;mso-position-horizontal-relative:char;mso-position-vertical-relative:line" coordsize="57588,63" o:gfxdata="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">
-                <v:shape id="Graphic 4" o:spid="_x0000_s1027" style="position:absolute;top:31;width:57588;height:13;visibility:visible;mso-wrap-style:square;v-text-anchor:top" coordsize="5758815,1270" o:gfxdata="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" path="m5758815,l,em5758815,l,e" filled="f" strokeweight=".5pt">
+              <v:group id="Group 3" style="width:453.45pt;height:.5pt;mso-position-horizontal-relative:char;mso-position-vertical-relative:line" coordsize="57588,63" o:spid="_x0000_s1026" w14:anchorId="25EDA8A8" o:gfxdata="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">
+                <v:shape id="Graphic 4" style="position:absolute;top:31;width:57588;height:13;visibility:visible;mso-wrap-style:square;v-text-anchor:top" coordsize="5758815,1270" o:spid="_x0000_s1027" filled="f" strokeweight=".5pt" path="m5758815,l,em5758815,l,e" o:gfxdata="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">
                   <v:path arrowok="t"/>
                 </v:shape>
                 <w10:anchorlock/>
@@ -3677,7 +3677,7 @@
         <w:pStyle w:val="BodyText"/>
         <w:jc w:val="both"/>
         <w:sectPr>
-          <w:pgSz w:w="11910" w:h="16840"/>
+          <w:pgSz w:w="11910" w:h="16840" w:orient="portrait"/>
           <w:pgMar w:top="1620" w:right="1275" w:bottom="280" w:left="1417" w:header="720" w:footer="720" w:gutter="0"/>
           <w:cols w:space="720"/>
         </w:sectPr>
@@ -5014,7 +5014,7 @@
           <w:sz w:val="20"/>
         </w:rPr>
         <w:sectPr>
-          <w:pgSz w:w="11910" w:h="16840"/>
+          <w:pgSz w:w="11910" w:h="16840" w:orient="portrait"/>
           <w:pgMar w:top="1920" w:right="1275" w:bottom="280" w:left="1417" w:header="720" w:footer="720" w:gutter="0"/>
           <w:cols w:space="720"/>
         </w:sectPr>
@@ -5789,7 +5789,7 @@
         <w:pStyle w:val="BodyText"/>
         <w:sectPr>
           <w:headerReference w:type="default" r:id="rId7"/>
-          <w:pgSz w:w="11910" w:h="16840"/>
+          <w:pgSz w:w="11910" w:h="16840" w:orient="portrait"/>
           <w:pgMar w:top="1620" w:right="1275" w:bottom="280" w:left="1417" w:header="730" w:footer="0" w:gutter="0"/>
           <w:pgNumType w:start="2"/>
           <w:cols w:space="720"/>
@@ -5857,7 +5857,7 @@
           <w:sz w:val="24"/>
         </w:rPr>
         <w:sectPr>
-          <w:pgSz w:w="11910" w:h="16840"/>
+          <w:pgSz w:w="11910" w:h="16840" w:orient="portrait"/>
           <w:pgMar w:top="1620" w:right="1275" w:bottom="280" w:left="1417" w:header="730" w:footer="0" w:gutter="0"/>
           <w:cols w:space="720"/>
         </w:sectPr>
@@ -6040,7 +6040,7 @@
           </mc:Choice>
           <mc:Fallback>
             <w:pict>
-              <v:shape w14:anchorId="23B4B3FC" id="Graphic 6" o:spid="_x0000_s1026" style="position:absolute;margin-left:318.8pt;margin-top:12.45pt;width:204pt;height:.1pt;z-index:15729664;visibility:visible;mso-wrap-style:square;mso-wrap-distance-left:0;mso-wrap-distance-top:0;mso-wrap-distance-right:0;mso-wrap-distance-bottom:0;mso-position-horizontal:absolute;mso-position-horizontal-relative:page;mso-position-vertical:absolute;mso-position-vertical-relative:text;v-text-anchor:top" coordsize="2590800,1270" o:gfxdata="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" path="m,l2590800,e" filled="f" strokecolor="#fe0000" strokeweight=".21086mm">
+              <v:shape id="Graphic 6" style="position:absolute;margin-left:318.8pt;margin-top:12.45pt;width:204pt;height:.1pt;z-index:15729664;visibility:visible;mso-wrap-style:square;mso-wrap-distance-left:0;mso-wrap-distance-top:0;mso-wrap-distance-right:0;mso-wrap-distance-bottom:0;mso-position-horizontal:absolute;mso-position-horizontal-relative:page;mso-position-vertical:absolute;mso-position-vertical-relative:text;v-text-anchor:top" coordsize="2590800,1270" o:spid="_x0000_s1026" filled="f" strokecolor="#fe0000" strokeweight=".21086mm" path="m,l2590800,e" o:gfxdata="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" w14:anchorId="23B4B3FC">
                 <v:path arrowok="t"/>
                 <w10:wrap anchorx="page"/>
               </v:shape>
@@ -6165,7 +6165,7 @@
           </mc:Choice>
           <mc:Fallback>
             <w:pict>
-              <v:shape w14:anchorId="795AAE7F" id="Graphic 7" o:spid="_x0000_s1026" style="position:absolute;margin-left:318.8pt;margin-top:12.45pt;width:204pt;height:.1pt;z-index:15730176;visibility:visible;mso-wrap-style:square;mso-wrap-distance-left:0;mso-wrap-distance-top:0;mso-wrap-distance-right:0;mso-wrap-distance-bottom:0;mso-position-horizontal:absolute;mso-position-horizontal-relative:page;mso-position-vertical:absolute;mso-position-vertical-relative:text;v-text-anchor:top" coordsize="2590800,1270" o:gfxdata="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" path="m,l2590800,e" filled="f" strokecolor="#fe0000" strokeweight=".21086mm">
+              <v:shape id="Graphic 7" style="position:absolute;margin-left:318.8pt;margin-top:12.45pt;width:204pt;height:.1pt;z-index:15730176;visibility:visible;mso-wrap-style:square;mso-wrap-distance-left:0;mso-wrap-distance-top:0;mso-wrap-distance-right:0;mso-wrap-distance-bottom:0;mso-position-horizontal:absolute;mso-position-horizontal-relative:page;mso-position-vertical:absolute;mso-position-vertical-relative:text;v-text-anchor:top" coordsize="2590800,1270" o:spid="_x0000_s1026" filled="f" strokecolor="#fe0000" strokeweight=".21086mm" path="m,l2590800,e" o:gfxdata="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" w14:anchorId="795AAE7F">
                 <v:path arrowok="t"/>
                 <w10:wrap anchorx="page"/>
               </v:shape>
@@ -6290,7 +6290,7 @@
           </mc:Choice>
           <mc:Fallback>
             <w:pict>
-              <v:shape w14:anchorId="1FB6DED9" id="Graphic 8" o:spid="_x0000_s1026" style="position:absolute;margin-left:318.8pt;margin-top:12.45pt;width:204pt;height:.1pt;z-index:15730688;visibility:visible;mso-wrap-style:square;mso-wrap-distance-left:0;mso-wrap-distance-top:0;mso-wrap-distance-right:0;mso-wrap-distance-bottom:0;mso-position-horizontal:absolute;mso-position-horizontal-relative:page;mso-position-vertical:absolute;mso-position-vertical-relative:text;v-text-anchor:top" coordsize="2590800,1270" o:gfxdata="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" path="m,l2590800,e" filled="f" strokecolor="#fe0000" strokeweight=".21086mm">
+              <v:shape id="Graphic 8" style="position:absolute;margin-left:318.8pt;margin-top:12.45pt;width:204pt;height:.1pt;z-index:15730688;visibility:visible;mso-wrap-style:square;mso-wrap-distance-left:0;mso-wrap-distance-top:0;mso-wrap-distance-right:0;mso-wrap-distance-bottom:0;mso-position-horizontal:absolute;mso-position-horizontal-relative:page;mso-position-vertical:absolute;mso-position-vertical-relative:text;v-text-anchor:top" coordsize="2590800,1270" o:spid="_x0000_s1026" filled="f" strokecolor="#fe0000" strokeweight=".21086mm" path="m,l2590800,e" o:gfxdata="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" w14:anchorId="1FB6DED9">
                 <v:path arrowok="t"/>
                 <w10:wrap anchorx="page"/>
               </v:shape>
@@ -6412,7 +6412,7 @@
       <w:pPr>
         <w:pStyle w:val="BodyText"/>
         <w:sectPr>
-          <w:pgSz w:w="11910" w:h="16840"/>
+          <w:pgSz w:w="11910" w:h="16840" w:orient="portrait"/>
           <w:pgMar w:top="1620" w:right="1275" w:bottom="280" w:left="1417" w:header="730" w:footer="0" w:gutter="0"/>
           <w:cols w:space="720"/>
         </w:sectPr>
@@ -6792,7 +6792,7 @@
           <w:lang w:val="en-US"/>
         </w:rPr>
         <w:sectPr>
-          <w:pgSz w:w="11910" w:h="16840"/>
+          <w:pgSz w:w="11910" w:h="16840" w:orient="portrait"/>
           <w:pgMar w:top="1620" w:right="1275" w:bottom="280" w:left="1417" w:header="730" w:footer="0" w:gutter="0"/>
           <w:cols w:space="720"/>
         </w:sectPr>
@@ -6816,7 +6816,7 @@
           <w:lang w:val="en-US"/>
         </w:rPr>
         <w:sectPr>
-          <w:pgSz w:w="11910" w:h="16840"/>
+          <w:pgSz w:w="11910" w:h="16840" w:orient="portrait"/>
           <w:pgMar w:top="1620" w:right="1275" w:bottom="280" w:left="1417" w:header="730" w:footer="0" w:gutter="0"/>
           <w:cols w:space="720"/>
         </w:sectPr>
@@ -7013,7 +7013,7 @@
       <w:pPr>
         <w:pStyle w:val="BodyText"/>
         <w:sectPr>
-          <w:pgSz w:w="11910" w:h="16840"/>
+          <w:pgSz w:w="11910" w:h="16840" w:orient="portrait"/>
           <w:pgMar w:top="1620" w:right="1275" w:bottom="280" w:left="1417" w:header="730" w:footer="0" w:gutter="0"/>
           <w:cols w:space="720"/>
         </w:sectPr>
@@ -7229,7 +7229,7 @@
         <w:spacing w:line="480" w:lineRule="auto"/>
         <w:jc w:val="both"/>
         <w:sectPr>
-          <w:pgSz w:w="11910" w:h="16840"/>
+          <w:pgSz w:w="11910" w:h="16840" w:orient="portrait"/>
           <w:pgMar w:top="1620" w:right="1275" w:bottom="280" w:left="1417" w:header="730" w:footer="0" w:gutter="0"/>
           <w:cols w:space="720"/>
         </w:sectPr>
@@ -7246,7 +7246,7 @@
         <w:pStyle w:val="Heading1"/>
         <w:ind w:left="74"/>
       </w:pPr>
-      <w:bookmarkStart w:id="0" w:name="_TOC_250008"/>
+      <w:bookmarkStart w:name="_TOC_250008" w:id="0"/>
       <w:bookmarkEnd w:id="0"/>
       <w:r>
         <w:rPr>
@@ -7630,7 +7630,7 @@
       <w:pPr>
         <w:pStyle w:val="BodyText"/>
         <w:sectPr>
-          <w:pgSz w:w="11910" w:h="16840"/>
+          <w:pgSz w:w="11910" w:h="16840" w:orient="portrait"/>
           <w:pgMar w:top="1620" w:right="1275" w:bottom="280" w:left="1417" w:header="730" w:footer="0" w:gutter="0"/>
           <w:cols w:space="720"/>
         </w:sectPr>
@@ -7656,7 +7656,7 @@
       <w:pPr>
         <w:pStyle w:val="Heading1"/>
       </w:pPr>
-      <w:bookmarkStart w:id="1" w:name="_TOC_250007"/>
+      <w:bookmarkStart w:name="_TOC_250007" w:id="1"/>
       <w:bookmarkEnd w:id="1"/>
       <w:r>
         <w:rPr>
@@ -7971,7 +7971,7 @@
       <w:pPr>
         <w:pStyle w:val="BodyText"/>
         <w:sectPr>
-          <w:pgSz w:w="11910" w:h="16840"/>
+          <w:pgSz w:w="11910" w:h="16840" w:orient="portrait"/>
           <w:pgMar w:top="1620" w:right="1275" w:bottom="280" w:left="1417" w:header="730" w:footer="0" w:gutter="0"/>
           <w:cols w:space="720"/>
         </w:sectPr>
@@ -8046,8 +8046,10 @@
       </w:sdtPr>
       <w:sdtEndPr>
         <w:rPr>
-          <w:b/>
-          <w:bCs/>
+          <w:b w:val="1"/>
+          <w:bCs w:val="1"/>
+          <w:sz w:val="22"/>
+          <w:szCs w:val="22"/>
         </w:rPr>
       </w:sdtEndPr>
       <w:sdtContent>
@@ -8084,7 +8086,7 @@
             </w:rPr>
             <w:fldChar w:fldCharType="separate"/>
           </w:r>
-          <w:hyperlink w:anchor="_TOC_250008" w:history="1">
+          <w:hyperlink w:history="1" w:anchor="_TOC_250008">
             <w:r>
               <w:rPr>
                 <w:b/>
@@ -8121,7 +8123,7 @@
               <w:bCs/>
             </w:rPr>
           </w:pPr>
-          <w:hyperlink w:anchor="_TOC_250007" w:history="1">
+          <w:hyperlink w:history="1" w:anchor="_TOC_250007">
             <w:r>
               <w:rPr>
                 <w:b/>
@@ -8158,7 +8160,7 @@
               <w:bCs/>
             </w:rPr>
           </w:pPr>
-          <w:hyperlink w:anchor="_TOC_250006" w:history="1">
+          <w:hyperlink w:history="1" w:anchor="_TOC_250006">
             <w:r>
               <w:rPr>
                 <w:b/>
@@ -8195,7 +8197,7 @@
               <w:bCs/>
             </w:rPr>
           </w:pPr>
-          <w:hyperlink w:anchor="_TOC_250005" w:history="1">
+          <w:hyperlink w:history="1" w:anchor="_TOC_250005">
             <w:r>
               <w:rPr>
                 <w:b/>
@@ -8277,7 +8279,7 @@
               <w:bCs/>
             </w:rPr>
           </w:pPr>
-          <w:hyperlink w:anchor="_TOC_250004" w:history="1">
+          <w:hyperlink w:history="1" w:anchor="_TOC_250004">
             <w:r>
               <w:rPr>
                 <w:b/>
@@ -8389,7 +8391,7 @@
               <w:bCs/>
             </w:rPr>
           </w:pPr>
-          <w:hyperlink w:anchor="_TOC_250003" w:history="1">
+          <w:hyperlink w:history="1" w:anchor="_TOC_250003">
             <w:r>
               <w:rPr>
                 <w:b/>
@@ -8456,7 +8458,7 @@
               <w:bCs/>
             </w:rPr>
           </w:pPr>
-          <w:hyperlink w:anchor="_TOC_250002" w:history="1">
+          <w:hyperlink w:history="1" w:anchor="_TOC_250002">
             <w:r>
               <w:rPr>
                 <w:b/>
@@ -8493,7 +8495,7 @@
               <w:bCs/>
             </w:rPr>
           </w:pPr>
-          <w:hyperlink w:anchor="_TOC_250001" w:history="1">
+          <w:hyperlink w:history="1" w:anchor="_TOC_250001">
             <w:r>
               <w:rPr>
                 <w:b/>
@@ -8530,7 +8532,7 @@
               <w:bCs/>
             </w:rPr>
           </w:pPr>
-          <w:hyperlink w:anchor="_TOC_250000" w:history="1">
+          <w:hyperlink w:history="1" w:anchor="_TOC_250000">
             <w:r>
               <w:rPr>
                 <w:b/>
@@ -8606,7 +8608,7 @@
     <w:p>
       <w:pPr>
         <w:sectPr>
-          <w:pgSz w:w="11910" w:h="16840"/>
+          <w:pgSz w:w="11910" w:h="16840" w:orient="portrait"/>
           <w:pgMar w:top="1620" w:right="1275" w:bottom="280" w:left="1417" w:header="730" w:footer="0" w:gutter="0"/>
           <w:cols w:space="720"/>
         </w:sectPr>
@@ -8917,7 +8919,7 @@
           <w:sz w:val="24"/>
         </w:rPr>
         <w:sectPr>
-          <w:pgSz w:w="11910" w:h="16840"/>
+          <w:pgSz w:w="11910" w:h="16840" w:orient="portrait"/>
           <w:pgMar w:top="1620" w:right="1275" w:bottom="280" w:left="1417" w:header="730" w:footer="0" w:gutter="0"/>
           <w:cols w:space="720"/>
         </w:sectPr>
@@ -9273,7 +9275,7 @@
           <w:sz w:val="24"/>
         </w:rPr>
         <w:sectPr>
-          <w:pgSz w:w="11910" w:h="16840"/>
+          <w:pgSz w:w="11910" w:h="16840" w:orient="portrait"/>
           <w:pgMar w:top="1620" w:right="1275" w:bottom="280" w:left="1417" w:header="730" w:footer="0" w:gutter="0"/>
           <w:cols w:space="720"/>
         </w:sectPr>
@@ -9293,7 +9295,7 @@
         <w:pStyle w:val="Heading1"/>
         <w:ind w:left="74"/>
       </w:pPr>
-      <w:bookmarkStart w:id="2" w:name="_TOC_250006"/>
+      <w:bookmarkStart w:name="_TOC_250006" w:id="2"/>
       <w:bookmarkEnd w:id="2"/>
       <w:r>
         <w:rPr>
@@ -9684,7 +9686,7 @@
         <w:spacing w:line="480" w:lineRule="auto"/>
         <w:jc w:val="both"/>
         <w:sectPr>
-          <w:pgSz w:w="11910" w:h="16840"/>
+          <w:pgSz w:w="11910" w:h="16840" w:orient="portrait"/>
           <w:pgMar w:top="1620" w:right="1275" w:bottom="280" w:left="1417" w:header="730" w:footer="0" w:gutter="0"/>
           <w:cols w:space="720"/>
         </w:sectPr>
@@ -9701,7 +9703,7 @@
         <w:pStyle w:val="Heading1"/>
         <w:ind w:left="0" w:right="139"/>
       </w:pPr>
-      <w:bookmarkStart w:id="3" w:name="_TOC_250005"/>
+      <w:bookmarkStart w:name="_TOC_250005" w:id="3"/>
       <w:r>
         <w:t>REVISIÓN</w:t>
       </w:r>
@@ -9909,7 +9911,7 @@
         <w:spacing w:line="480" w:lineRule="auto"/>
         <w:jc w:val="both"/>
         <w:sectPr>
-          <w:pgSz w:w="11910" w:h="16840"/>
+          <w:pgSz w:w="11910" w:h="16840" w:orient="portrait"/>
           <w:pgMar w:top="1620" w:right="1275" w:bottom="280" w:left="1417" w:header="730" w:footer="0" w:gutter="0"/>
           <w:cols w:space="720"/>
         </w:sectPr>
@@ -9926,7 +9928,7 @@
         <w:pStyle w:val="Heading1"/>
         <w:ind w:left="69"/>
       </w:pPr>
-      <w:bookmarkStart w:id="4" w:name="_TOC_250004"/>
+      <w:bookmarkStart w:name="_TOC_250004" w:id="4"/>
       <w:r>
         <w:t>METODOLOGÍA</w:t>
       </w:r>
@@ -10600,7 +10602,7 @@
           <w:sz w:val="24"/>
         </w:rPr>
         <w:sectPr>
-          <w:pgSz w:w="11910" w:h="16840"/>
+          <w:pgSz w:w="11910" w:h="16840" w:orient="portrait"/>
           <w:pgMar w:top="1620" w:right="1275" w:bottom="280" w:left="1417" w:header="730" w:footer="0" w:gutter="0"/>
           <w:cols w:space="720"/>
         </w:sectPr>
@@ -10627,7 +10629,7 @@
         <w:spacing w:line="480" w:lineRule="auto"/>
         <w:jc w:val="both"/>
         <w:sectPr>
-          <w:pgSz w:w="11910" w:h="16840"/>
+          <w:pgSz w:w="11910" w:h="16840" w:orient="portrait"/>
           <w:pgMar w:top="1620" w:right="1275" w:bottom="280" w:left="1417" w:header="730" w:footer="0" w:gutter="0"/>
           <w:cols w:space="720"/>
         </w:sectPr>
@@ -10644,7 +10646,7 @@
         <w:pStyle w:val="Heading1"/>
         <w:ind w:left="71"/>
       </w:pPr>
-      <w:bookmarkStart w:id="5" w:name="_TOC_250003"/>
+      <w:bookmarkStart w:name="_TOC_250003" w:id="5"/>
       <w:r>
         <w:t>ANÁLISIS</w:t>
       </w:r>
@@ -10700,7 +10702,7 @@
         <w:spacing w:line="480" w:lineRule="auto"/>
         <w:jc w:val="both"/>
         <w:sectPr>
-          <w:pgSz w:w="11910" w:h="16840"/>
+          <w:pgSz w:w="11910" w:h="16840" w:orient="portrait"/>
           <w:pgMar w:top="1620" w:right="1275" w:bottom="280" w:left="1417" w:header="730" w:footer="0" w:gutter="0"/>
           <w:cols w:space="720"/>
         </w:sectPr>
@@ -10717,7 +10719,7 @@
         <w:pStyle w:val="Heading1"/>
         <w:ind w:left="5" w:right="139"/>
       </w:pPr>
-      <w:bookmarkStart w:id="6" w:name="_TOC_250002"/>
+      <w:bookmarkStart w:name="_TOC_250002" w:id="6"/>
       <w:bookmarkEnd w:id="6"/>
       <w:r>
         <w:rPr>
@@ -10886,7 +10888,7 @@
         <w:spacing w:line="480" w:lineRule="auto"/>
         <w:jc w:val="both"/>
         <w:sectPr>
-          <w:pgSz w:w="11910" w:h="16840"/>
+          <w:pgSz w:w="11910" w:h="16840" w:orient="portrait"/>
           <w:pgMar w:top="1620" w:right="1275" w:bottom="280" w:left="1417" w:header="730" w:footer="0" w:gutter="0"/>
           <w:cols w:space="720"/>
         </w:sectPr>
@@ -10903,7 +10905,7 @@
         <w:pStyle w:val="Heading1"/>
         <w:ind w:left="74"/>
       </w:pPr>
-      <w:bookmarkStart w:id="7" w:name="_TOC_250001"/>
+      <w:bookmarkStart w:name="_TOC_250001" w:id="7"/>
       <w:bookmarkEnd w:id="7"/>
       <w:r>
         <w:rPr>
@@ -13320,7 +13322,7 @@
         <w:pStyle w:val="BodyText"/>
         <w:jc w:val="both"/>
         <w:sectPr>
-          <w:pgSz w:w="11910" w:h="16840"/>
+          <w:pgSz w:w="11910" w:h="16840" w:orient="portrait"/>
           <w:pgMar w:top="1620" w:right="1275" w:bottom="280" w:left="1417" w:header="730" w:footer="0" w:gutter="0"/>
           <w:cols w:space="720"/>
         </w:sectPr>
@@ -13331,7 +13333,7 @@
         <w:pStyle w:val="Heading1"/>
         <w:spacing w:before="80"/>
       </w:pPr>
-      <w:bookmarkStart w:id="8" w:name="_TOC_250000"/>
+      <w:bookmarkStart w:name="_TOC_250000" w:id="8"/>
       <w:r>
         <w:lastRenderedPageBreak/>
         <w:t>ÍNDICE</w:t>
@@ -13548,7 +13550,7 @@
           <w:lang w:val="en-US"/>
         </w:rPr>
         <w:sectPr>
-          <w:pgSz w:w="11910" w:h="16840"/>
+          <w:pgSz w:w="11910" w:h="16840" w:orient="portrait"/>
           <w:pgMar w:top="1620" w:right="1275" w:bottom="280" w:left="1417" w:header="730" w:footer="0" w:gutter="0"/>
           <w:cols w:space="720"/>
         </w:sectPr>
@@ -13568,7 +13570,7 @@
         <w:pStyle w:val="Heading1"/>
         <w:ind w:left="5" w:right="139"/>
       </w:pPr>
-      <w:bookmarkStart w:id="9" w:name="Anexo_A:_Título"/>
+      <w:bookmarkStart w:name="Anexo_A:_Título" w:id="9"/>
       <w:bookmarkEnd w:id="9"/>
       <w:r>
         <w:t>ANEXO</w:t>
@@ -13715,7 +13717,7 @@
           <w:sz w:val="24"/>
         </w:rPr>
       </w:pPr>
-      <w:bookmarkStart w:id="10" w:name="Anexo_B:_Título"/>
+      <w:bookmarkStart w:name="Anexo_B:_Título" w:id="10"/>
       <w:bookmarkEnd w:id="10"/>
       <w:r>
         <w:rPr>
@@ -13876,7 +13878,7 @@
           <w:sz w:val="24"/>
         </w:rPr>
       </w:pPr>
-      <w:bookmarkStart w:id="11" w:name="Anexo_C:_Título"/>
+      <w:bookmarkStart w:name="Anexo_C:_Título" w:id="11"/>
       <w:bookmarkEnd w:id="11"/>
       <w:r>
         <w:rPr>
@@ -14377,7 +14379,7 @@
       </w:r>
     </w:p>
     <w:sectPr>
-      <w:pgSz w:w="11910" w:h="16840"/>
+      <w:pgSz w:w="11910" w:h="16840" w:orient="portrait"/>
       <w:pgMar w:top="1620" w:right="1275" w:bottom="280" w:left="1417" w:header="730" w:footer="0" w:gutter="0"/>
       <w:cols w:space="720"/>
     </w:sectPr>
@@ -14424,7 +14426,7 @@
 </file>
 
 <file path=word/header1.xml><?xml version="1.0" encoding="utf-8"?>
-<w:hdr xmlns:wpc="http://schemas.microsoft.com/office/word/2010/wordprocessingCanvas" xmlns:cx="http://schemas.microsoft.com/office/drawing/2014/chartex" xmlns:cx1="http://schemas.microsoft.com/office/drawing/2015/9/8/chartex" xmlns:cx2="http://schemas.microsoft.com/office/drawing/2015/10/21/chartex" xmlns:cx3="http://schemas.microsoft.com/office/drawing/2016/5/9/chartex" xmlns:cx4="http://schemas.microsoft.com/office/drawing/2016/5/10/chartex" xmlns:cx5="http://schemas.microsoft.com/office/drawing/2016/5/11/chartex" xmlns:cx6="http://schemas.microsoft.com/office/drawing/2016/5/12/chartex" xmlns:cx7="http://schemas.microsoft.com/office/drawing/2016/5/13/chartex" xmlns:cx8="http://schemas.microsoft.com/office/drawing/2016/5/14/chartex" xmlns:mc="http://schemas.openxmlformats.org/markup-compatibility/2006" xmlns:aink="http://schemas.microsoft.com/office/drawing/2016/ink" xmlns:am3d="http://schemas.microsoft.com/office/drawing/2017/model3d" xmlns:o="urn:schemas-microsoft-com:office:office" xmlns:oel="http://schemas.microsoft.com/office/2019/extlst" xmlns:r="http://schemas.openxmlformats.org/officeDocument/2006/relationships" xmlns:m="http://schemas.openxmlformats.org/officeDocument/2006/math" xmlns:v="urn:schemas-microsoft-com:vml" xmlns:wp14="http://schemas.microsoft.com/office/word/2010/wordprocessingDrawing" xmlns:wp="http://schemas.openxmlformats.org/drawingml/2006/wordprocessingDrawing" xmlns:w10="urn:schemas-microsoft-com:office:word" xmlns:w="http://schemas.openxmlformats.org/wordprocessingml/2006/main" xmlns:w14="http://schemas.microsoft.com/office/word/2010/wordml" xmlns:w15="http://schemas.microsoft.com/office/word/2012/wordml" xmlns:w16cex="http://schemas.microsoft.com/office/word/2018/wordml/cex" xmlns:w16cid="http://schemas.microsoft.com/office/word/2016/wordml/cid" xmlns:w16="http://schemas.microsoft.com/office/word/2018/wordml" xmlns:w16du="http://schemas.microsoft.com/office/word/2023/wordml/word16du" xmlns:w16sdtdh="http://schemas.microsoft.com/office/word/2020/wordml/sdtdatahash" xmlns:w16sdtfl="http://schemas.microsoft.com/office/word/2024/wordml/sdtformatlock" xmlns:w16se="http://schemas.microsoft.com/office/word/2015/wordml/symex" xmlns:wpg="http://schemas.microsoft.com/office/word/2010/wordprocessingGroup" xmlns:wpi="http://schemas.microsoft.com/office/word/2010/wordprocessingInk" xmlns:wne="http://schemas.microsoft.com/office/word/2006/wordml" xmlns:wps="http://schemas.microsoft.com/office/word/2010/wordprocessingShape" mc:Ignorable="w14 w15 w16se w16cid w16 w16cex w16sdtdh w16sdtfl w16du wp14">
+<w:hdr xmlns:wpc="http://schemas.microsoft.com/office/word/2010/wordprocessingCanvas" xmlns:cx="http://schemas.microsoft.com/office/drawing/2014/chartex" xmlns:cx1="http://schemas.microsoft.com/office/drawing/2015/9/8/chartex" xmlns:cx2="http://schemas.microsoft.com/office/drawing/2015/10/21/chartex" xmlns:cx3="http://schemas.microsoft.com/office/drawing/2016/5/9/chartex" xmlns:cx4="http://schemas.microsoft.com/office/drawing/2016/5/10/chartex" xmlns:cx5="http://schemas.microsoft.com/office/drawing/2016/5/11/chartex" xmlns:cx6="http://schemas.microsoft.com/office/drawing/2016/5/12/chartex" xmlns:cx7="http://schemas.microsoft.com/office/drawing/2016/5/13/chartex" xmlns:cx8="http://schemas.microsoft.com/office/drawing/2016/5/14/chartex" xmlns:mc="http://schemas.openxmlformats.org/markup-compatibility/2006" xmlns:aink="http://schemas.microsoft.com/office/drawing/2016/ink" xmlns:am3d="http://schemas.microsoft.com/office/drawing/2017/model3d" xmlns:o="urn:schemas-microsoft-com:office:office" xmlns:oel="http://schemas.microsoft.com/office/2019/extlst" xmlns:r="http://schemas.openxmlformats.org/officeDocument/2006/relationships" xmlns:m="http://schemas.openxmlformats.org/officeDocument/2006/math" xmlns:v="urn:schemas-microsoft-com:vml" xmlns:wp14="http://schemas.microsoft.com/office/word/2010/wordprocessingDrawing" xmlns:wp="http://schemas.openxmlformats.org/drawingml/2006/wordprocessingDrawing" xmlns:w10="urn:schemas-microsoft-com:office:word" xmlns:w="http://schemas.openxmlformats.org/wordprocessingml/2006/main" xmlns:w14="http://schemas.microsoft.com/office/word/2010/wordml" xmlns:w15="http://schemas.microsoft.com/office/word/2012/wordml" xmlns:w16cex="http://schemas.microsoft.com/office/word/2018/wordml/cex" xmlns:w16cid="http://schemas.microsoft.com/office/word/2016/wordml/cid" xmlns:w16="http://schemas.microsoft.com/office/word/2018/wordml" xmlns:w16du="http://schemas.microsoft.com/office/word/2023/wordml/word16du" xmlns:w16sdtdh="http://schemas.microsoft.com/office/word/2020/wordml/sdtdatahash" xmlns:w16sdtfl="http://schemas.microsoft.com/office/word/2024/wordml/sdtformatlock" xmlns:w16se="http://schemas.microsoft.com/office/word/2015/wordml/symex" xmlns:wpg="http://schemas.microsoft.com/office/word/2010/wordprocessingGroup" xmlns:wpi="http://schemas.microsoft.com/office/word/2010/wordprocessingInk" xmlns:wne="http://schemas.microsoft.com/office/word/2006/wordml" xmlns:wps="http://schemas.microsoft.com/office/word/2010/wordprocessingShape" xmlns:a="http://schemas.openxmlformats.org/drawingml/2006/main" mc:Ignorable="w14 w15 w16se w16cid w16 w16cex w16sdtdh w16sdtfl w16du wp14">
   <w:p>
     <w:pPr>
       <w:pStyle w:val="BodyText"/>
@@ -14523,11 +14525,11 @@
         </mc:Choice>
         <mc:Fallback>
           <w:pict>
-            <v:shapetype w14:anchorId="45A8BC5A" id="_x0000_t202" coordsize="21600,21600" o:spt="202" path="m,l,21600r21600,l21600,xe">
+            <v:shapetype id="_x0000_t202" coordsize="21600,21600" o:spt="202" path="m,l,21600r21600,l21600,xe" w14:anchorId="45A8BC5A">
               <v:stroke joinstyle="miter"/>
               <v:path gradientshapeok="t" o:connecttype="rect"/>
             </v:shapetype>
-            <v:shape id="Textbox 5" o:spid="_x0000_s1026" type="#_x0000_t202" style="position:absolute;margin-left:511.6pt;margin-top:35.5pt;width:17pt;height:15.3pt;z-index:-15922176;visibility:visible;mso-wrap-style:square;mso-wrap-distance-left:0;mso-wrap-distance-top:0;mso-wrap-distance-right:0;mso-wrap-distance-bottom:0;mso-position-horizontal:absolute;mso-position-horizontal-relative:page;mso-position-vertical:absolute;mso-position-vertical-relative:page;v-text-anchor:top" o:gfxdata="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" filled="f" stroked="f">
+            <v:shape id="Textbox 5" style="position:absolute;margin-left:511.6pt;margin-top:35.5pt;width:17pt;height:15.3pt;z-index:-15922176;visibility:visible;mso-wrap-style:square;mso-wrap-distance-left:0;mso-wrap-distance-top:0;mso-wrap-distance-right:0;mso-wrap-distance-bottom:0;mso-position-horizontal:absolute;mso-position-horizontal-relative:page;mso-position-vertical:absolute;mso-position-vertical-relative:page;v-text-anchor:top" o:spid="_x0000_s1026" filled="f" stroked="f" type="#_x0000_t202" o:gfxdata="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">
               <v:textbox inset="0,0,0,0">
                 <w:txbxContent>
                   <w:p>
@@ -14594,7 +14596,7 @@
         <w:ind w:left="243" w:hanging="240"/>
       </w:pPr>
       <w:rPr>
-        <w:rFonts w:ascii="Times New Roman" w:eastAsia="Times New Roman" w:hAnsi="Times New Roman" w:cs="Times New Roman" w:hint="default"/>
+        <w:rFonts w:hint="default" w:ascii="Times New Roman" w:hAnsi="Times New Roman" w:eastAsia="Times New Roman" w:cs="Times New Roman"/>
         <w:b w:val="0"/>
         <w:bCs w:val="0"/>
         <w:i w:val="0"/>
@@ -14716,7 +14718,7 @@
         <w:ind w:left="3" w:hanging="282"/>
       </w:pPr>
       <w:rPr>
-        <w:rFonts w:ascii="Times New Roman" w:eastAsia="Times New Roman" w:hAnsi="Times New Roman" w:cs="Times New Roman" w:hint="default"/>
+        <w:rFonts w:hint="default" w:ascii="Times New Roman" w:hAnsi="Times New Roman" w:eastAsia="Times New Roman" w:cs="Times New Roman"/>
         <w:b w:val="0"/>
         <w:bCs w:val="0"/>
         <w:i w:val="0"/>
@@ -14839,7 +14841,7 @@
         <w:ind w:left="3" w:hanging="314"/>
       </w:pPr>
       <w:rPr>
-        <w:rFonts w:ascii="Times New Roman" w:eastAsia="Times New Roman" w:hAnsi="Times New Roman" w:cs="Times New Roman" w:hint="default"/>
+        <w:rFonts w:hint="default" w:ascii="Times New Roman" w:hAnsi="Times New Roman" w:eastAsia="Times New Roman" w:cs="Times New Roman"/>
         <w:b w:val="0"/>
         <w:bCs w:val="0"/>
         <w:i w:val="0"/>
@@ -14961,7 +14963,7 @@
         <w:ind w:left="723" w:hanging="360"/>
       </w:pPr>
       <w:rPr>
-        <w:rFonts w:ascii="Times New Roman" w:eastAsia="Times New Roman" w:hAnsi="Times New Roman" w:cs="Times New Roman" w:hint="default"/>
+        <w:rFonts w:hint="default" w:ascii="Times New Roman" w:hAnsi="Times New Roman" w:eastAsia="Times New Roman" w:cs="Times New Roman"/>
         <w:b w:val="0"/>
         <w:bCs w:val="0"/>
         <w:i w:val="0"/>
@@ -14981,7 +14983,7 @@
         <w:ind w:left="1279" w:hanging="360"/>
       </w:pPr>
       <w:rPr>
-        <w:rFonts w:ascii="Arial MT" w:eastAsia="Arial MT" w:hAnsi="Arial MT" w:cs="Arial MT" w:hint="default"/>
+        <w:rFonts w:hint="default" w:ascii="Arial MT" w:hAnsi="Arial MT" w:eastAsia="Arial MT" w:cs="Arial MT"/>
         <w:spacing w:val="0"/>
         <w:w w:val="117"/>
         <w:lang w:val="es-ES" w:eastAsia="en-US" w:bidi="ar-SA"/>
@@ -15092,7 +15094,7 @@
   <w:docDefaults>
     <w:rPrDefault>
       <w:rPr>
-        <w:rFonts w:asciiTheme="minorHAnsi" w:eastAsiaTheme="minorHAnsi" w:hAnsiTheme="minorHAnsi" w:cstheme="minorBidi"/>
+        <w:rFonts w:asciiTheme="minorHAnsi" w:hAnsiTheme="minorHAnsi" w:eastAsiaTheme="minorHAnsi" w:cstheme="minorBidi"/>
         <w:sz w:val="22"/>
         <w:szCs w:val="22"/>
         <w:lang w:val="en-US" w:eastAsia="en-US" w:bidi="ar-SA"/>
@@ -15109,14 +15111,14 @@
   <w:latentStyles w:defLockedState="0" w:defUIPriority="99" w:defSemiHidden="0" w:defUnhideWhenUsed="0" w:defQFormat="0" w:count="376">
     <w:lsdException w:name="Normal" w:uiPriority="0" w:qFormat="1"/>
     <w:lsdException w:name="heading 1" w:uiPriority="9" w:qFormat="1"/>
-    <w:lsdException w:name="heading 2" w:semiHidden="1" w:uiPriority="9" w:unhideWhenUsed="1" w:qFormat="1"/>
-    <w:lsdException w:name="heading 3" w:semiHidden="1" w:uiPriority="9" w:unhideWhenUsed="1" w:qFormat="1"/>
-    <w:lsdException w:name="heading 4" w:semiHidden="1" w:uiPriority="9" w:unhideWhenUsed="1" w:qFormat="1"/>
-    <w:lsdException w:name="heading 5" w:semiHidden="1" w:uiPriority="9" w:unhideWhenUsed="1" w:qFormat="1"/>
-    <w:lsdException w:name="heading 6" w:semiHidden="1" w:uiPriority="9" w:unhideWhenUsed="1" w:qFormat="1"/>
-    <w:lsdException w:name="heading 7" w:semiHidden="1" w:uiPriority="9" w:unhideWhenUsed="1" w:qFormat="1"/>
-    <w:lsdException w:name="heading 8" w:semiHidden="1" w:uiPriority="9" w:unhideWhenUsed="1" w:qFormat="1"/>
-    <w:lsdException w:name="heading 9" w:semiHidden="1" w:uiPriority="9" w:unhideWhenUsed="1" w:qFormat="1"/>
+    <w:lsdException w:name="heading 2" w:uiPriority="9" w:semiHidden="1" w:unhideWhenUsed="1" w:qFormat="1"/>
+    <w:lsdException w:name="heading 3" w:uiPriority="9" w:semiHidden="1" w:unhideWhenUsed="1" w:qFormat="1"/>
+    <w:lsdException w:name="heading 4" w:uiPriority="9" w:semiHidden="1" w:unhideWhenUsed="1" w:qFormat="1"/>
+    <w:lsdException w:name="heading 5" w:uiPriority="9" w:semiHidden="1" w:unhideWhenUsed="1" w:qFormat="1"/>
+    <w:lsdException w:name="heading 6" w:uiPriority="9" w:semiHidden="1" w:unhideWhenUsed="1" w:qFormat="1"/>
+    <w:lsdException w:name="heading 7" w:uiPriority="9" w:semiHidden="1" w:unhideWhenUsed="1" w:qFormat="1"/>
+    <w:lsdException w:name="heading 8" w:uiPriority="9" w:semiHidden="1" w:unhideWhenUsed="1" w:qFormat="1"/>
+    <w:lsdException w:name="heading 9" w:uiPriority="9" w:semiHidden="1" w:unhideWhenUsed="1" w:qFormat="1"/>
     <w:lsdException w:name="index 1" w:semiHidden="1" w:unhideWhenUsed="1"/>
     <w:lsdException w:name="index 2" w:semiHidden="1" w:unhideWhenUsed="1"/>
     <w:lsdException w:name="index 3" w:semiHidden="1" w:unhideWhenUsed="1"/>
@@ -15126,22 +15128,22 @@
     <w:lsdException w:name="index 7" w:semiHidden="1" w:unhideWhenUsed="1"/>
     <w:lsdException w:name="index 8" w:semiHidden="1" w:unhideWhenUsed="1"/>
     <w:lsdException w:name="index 9" w:semiHidden="1" w:unhideWhenUsed="1"/>
-    <w:lsdException w:name="toc 1" w:semiHidden="1" w:uiPriority="39" w:unhideWhenUsed="1"/>
-    <w:lsdException w:name="toc 2" w:semiHidden="1" w:uiPriority="39" w:unhideWhenUsed="1"/>
-    <w:lsdException w:name="toc 3" w:semiHidden="1" w:uiPriority="39" w:unhideWhenUsed="1"/>
-    <w:lsdException w:name="toc 4" w:semiHidden="1" w:uiPriority="39" w:unhideWhenUsed="1"/>
-    <w:lsdException w:name="toc 5" w:semiHidden="1" w:uiPriority="39" w:unhideWhenUsed="1"/>
-    <w:lsdException w:name="toc 6" w:semiHidden="1" w:uiPriority="39" w:unhideWhenUsed="1"/>
-    <w:lsdException w:name="toc 7" w:semiHidden="1" w:uiPriority="39" w:unhideWhenUsed="1"/>
-    <w:lsdException w:name="toc 8" w:semiHidden="1" w:uiPriority="39" w:unhideWhenUsed="1"/>
-    <w:lsdException w:name="toc 9" w:semiHidden="1" w:uiPriority="39" w:unhideWhenUsed="1"/>
+    <w:lsdException w:name="toc 1" w:uiPriority="39" w:semiHidden="1" w:unhideWhenUsed="1"/>
+    <w:lsdException w:name="toc 2" w:uiPriority="39" w:semiHidden="1" w:unhideWhenUsed="1"/>
+    <w:lsdException w:name="toc 3" w:uiPriority="39" w:semiHidden="1" w:unhideWhenUsed="1"/>
+    <w:lsdException w:name="toc 4" w:uiPriority="39" w:semiHidden="1" w:unhideWhenUsed="1"/>
+    <w:lsdException w:name="toc 5" w:uiPriority="39" w:semiHidden="1" w:unhideWhenUsed="1"/>
+    <w:lsdException w:name="toc 6" w:uiPriority="39" w:semiHidden="1" w:unhideWhenUsed="1"/>
+    <w:lsdException w:name="toc 7" w:uiPriority="39" w:semiHidden="1" w:unhideWhenUsed="1"/>
+    <w:lsdException w:name="toc 8" w:uiPriority="39" w:semiHidden="1" w:unhideWhenUsed="1"/>
+    <w:lsdException w:name="toc 9" w:uiPriority="39" w:semiHidden="1" w:unhideWhenUsed="1"/>
     <w:lsdException w:name="Normal Indent" w:semiHidden="1" w:unhideWhenUsed="1"/>
     <w:lsdException w:name="footnote text" w:semiHidden="1" w:unhideWhenUsed="1"/>
     <w:lsdException w:name="annotation text" w:semiHidden="1" w:unhideWhenUsed="1"/>
     <w:lsdException w:name="header" w:semiHidden="1" w:unhideWhenUsed="1"/>
     <w:lsdException w:name="footer" w:semiHidden="1" w:unhideWhenUsed="1"/>
     <w:lsdException w:name="index heading" w:semiHidden="1" w:unhideWhenUsed="1"/>
-    <w:lsdException w:name="caption" w:semiHidden="1" w:uiPriority="35" w:unhideWhenUsed="1" w:qFormat="1"/>
+    <w:lsdException w:name="caption" w:uiPriority="35" w:semiHidden="1" w:unhideWhenUsed="1" w:qFormat="1"/>
     <w:lsdException w:name="table of figures" w:semiHidden="1" w:unhideWhenUsed="1"/>
     <w:lsdException w:name="envelope address" w:semiHidden="1" w:unhideWhenUsed="1"/>
     <w:lsdException w:name="envelope return" w:semiHidden="1" w:unhideWhenUsed="1"/>
@@ -15172,7 +15174,7 @@
     <w:lsdException w:name="Title" w:uiPriority="10" w:qFormat="1"/>
     <w:lsdException w:name="Closing" w:semiHidden="1" w:unhideWhenUsed="1"/>
     <w:lsdException w:name="Signature" w:semiHidden="1" w:unhideWhenUsed="1"/>
-    <w:lsdException w:name="Default Paragraph Font" w:semiHidden="1" w:uiPriority="1" w:unhideWhenUsed="1"/>
+    <w:lsdException w:name="Default Paragraph Font" w:uiPriority="1" w:semiHidden="1" w:unhideWhenUsed="1"/>
     <w:lsdException w:name="Body Text" w:semiHidden="1" w:unhideWhenUsed="1"/>
     <w:lsdException w:name="Body Text Indent" w:semiHidden="1" w:unhideWhenUsed="1"/>
     <w:lsdException w:name="List Continue" w:semiHidden="1" w:unhideWhenUsed="1"/>
@@ -15372,8 +15374,8 @@
     <w:lsdException w:name="Subtle Reference" w:uiPriority="31" w:qFormat="1"/>
     <w:lsdException w:name="Intense Reference" w:uiPriority="32" w:qFormat="1"/>
     <w:lsdException w:name="Book Title" w:uiPriority="33" w:qFormat="1"/>
-    <w:lsdException w:name="Bibliography" w:semiHidden="1" w:uiPriority="37" w:unhideWhenUsed="1"/>
-    <w:lsdException w:name="TOC Heading" w:semiHidden="1" w:uiPriority="39" w:unhideWhenUsed="1" w:qFormat="1"/>
+    <w:lsdException w:name="Bibliography" w:uiPriority="37" w:semiHidden="1" w:unhideWhenUsed="1"/>
+    <w:lsdException w:name="TOC Heading" w:uiPriority="39" w:semiHidden="1" w:unhideWhenUsed="1" w:qFormat="1"/>
     <w:lsdException w:name="Plain Table 1" w:uiPriority="41"/>
     <w:lsdException w:name="Plain Table 2" w:uiPriority="42"/>
     <w:lsdException w:name="Plain Table 3" w:uiPriority="43"/>
@@ -15484,11 +15486,11 @@
     <w:lsdException w:name="Unresolved Mention" w:semiHidden="1" w:unhideWhenUsed="1"/>
     <w:lsdException w:name="Smart Link" w:semiHidden="1" w:unhideWhenUsed="1"/>
   </w:latentStyles>
-  <w:style w:type="paragraph" w:default="1" w:styleId="Normal">
+  <w:style w:type="paragraph" w:styleId="Normal" w:default="1">
     <w:name w:val="Normal"/>
     <w:qFormat/>
     <w:rPr>
-      <w:rFonts w:ascii="Times New Roman" w:eastAsia="Times New Roman" w:hAnsi="Times New Roman" w:cs="Times New Roman"/>
+      <w:rFonts w:ascii="Times New Roman" w:hAnsi="Times New Roman" w:eastAsia="Times New Roman" w:cs="Times New Roman"/>
       <w:lang w:val="es-ES"/>
     </w:rPr>
   </w:style>
@@ -15510,13 +15512,13 @@
       <w:szCs w:val="24"/>
     </w:rPr>
   </w:style>
-  <w:style w:type="character" w:default="1" w:styleId="DefaultParagraphFont">
+  <w:style w:type="character" w:styleId="DefaultParagraphFont" w:default="1">
     <w:name w:val="Default Paragraph Font"/>
     <w:uiPriority w:val="1"/>
     <w:semiHidden/>
     <w:unhideWhenUsed/>
   </w:style>
-  <w:style w:type="table" w:default="1" w:styleId="TableNormal">
+  <w:style w:type="table" w:styleId="TableNormal" w:default="1">
     <w:name w:val="Normal Table"/>
     <w:uiPriority w:val="99"/>
     <w:semiHidden/>
@@ -15531,7 +15533,7 @@
       </w:tblCellMar>
     </w:tblPr>
   </w:style>
-  <w:style w:type="numbering" w:default="1" w:styleId="NoList">
+  <w:style w:type="numbering" w:styleId="NoList" w:default="1">
     <w:name w:val="No List"/>
     <w:uiPriority w:val="99"/>
     <w:semiHidden/>
@@ -15570,7 +15572,7 @@
       <w:ind w:left="3" w:hanging="359"/>
     </w:pPr>
   </w:style>
-  <w:style w:type="paragraph" w:customStyle="1" w:styleId="TableParagraph">
+  <w:style w:type="paragraph" w:styleId="TableParagraph" w:customStyle="1">
     <w:name w:val="Table Paragraph"/>
     <w:basedOn w:val="Normal"/>
     <w:uiPriority w:val="1"/>
